--- a/docs/research/amendment_paper/submission_manuscript.docx
+++ b/docs/research/amendment_paper/submission_manuscript.docx
@@ -90,19 +90,25 @@
         <w:pStyle w:val="FirstParagraph"/>
       </w:pPr>
       <w:r>
-        <w:t xml:space="preserve">Seventy-five of the articles of the Saudi Law of Sharia Procedure have been</w:t>
-      </w:r>
-      <w:r>
-        <w:t xml:space="preserve"> </w:t>
-      </w:r>
-      <w:r>
-        <w:t xml:space="preserve">repealed. The instrument is still in force, still cited, and still read by</w:t>
-      </w:r>
-      <w:r>
-        <w:t xml:space="preserve"> </w:t>
-      </w:r>
-      <w:r>
-        <w:t xml:space="preserve">practitioners — but more than a third of it no longer says anything. How</w:t>
+        <w:t xml:space="preserve">Fifty-eight consecutive articles of the Saudi Law of Sharia Procedure were</w:t>
+      </w:r>
+      <w:r>
+        <w:t xml:space="preserve"> </w:t>
+      </w:r>
+      <w:r>
+        <w:t xml:space="preserve">repealed by a single royal decree in December 2021, and seventy-five of its</w:t>
+      </w:r>
+      <w:r>
+        <w:t xml:space="preserve"> </w:t>
+      </w:r>
+      <w:r>
+        <w:t xml:space="preserve">243 articles — nearly a third — are now repealed in total. The instrument</w:t>
+      </w:r>
+      <w:r>
+        <w:t xml:space="preserve"> </w:t>
+      </w:r>
+      <w:r>
+        <w:t xml:space="preserve">is still in force, still cited, and unchanged in size and numbering. How</w:t>
       </w:r>
       <w:r>
         <w:t xml:space="preserve"> </w:t>
@@ -262,7 +268,7 @@
       </w:r>
     </w:p>
     <w:bookmarkEnd w:id="20"/>
-    <w:bookmarkStart w:id="22" w:name="introduction"/>
+    <w:bookmarkStart w:id="23" w:name="introduction"/>
     <w:p>
       <w:pPr>
         <w:pStyle w:val="Heading1"/>
@@ -276,133 +282,13 @@
         <w:pStyle w:val="FirstParagraph"/>
       </w:pPr>
       <w:r>
-        <w:t xml:space="preserve">A practitioner opens the Law of Sharia Procedure and turns to article 60. It</w:t>
-      </w:r>
-      <w:r>
-        <w:t xml:space="preserve"> </w:t>
-      </w:r>
-      <w:r>
-        <w:t xml:space="preserve">is not there — or rather, it is there and it is empty, repealed and left in</w:t>
-      </w:r>
-      <w:r>
-        <w:t xml:space="preserve"> </w:t>
-      </w:r>
-      <w:r>
-        <w:t xml:space="preserve">place so that the numbering of the articles around it survives. Seventy-five</w:t>
-      </w:r>
-      <w:r>
-        <w:t xml:space="preserve"> </w:t>
-      </w:r>
-      <w:r>
-        <w:t xml:space="preserve">of that instrument’s articles are in the same condition. It remains in force;</w:t>
-      </w:r>
-      <w:r>
-        <w:t xml:space="preserve"> </w:t>
-      </w:r>
-      <w:r>
-        <w:t xml:space="preserve">what remains of it is roughly two-thirds of what was enacted.</w:t>
-      </w:r>
-    </w:p>
-    <w:p>
-      <w:pPr>
-        <w:pStyle w:val="BodyText"/>
-      </w:pPr>
-      <w:r>
-        <w:t xml:space="preserve">This is not a defect peculiar to one statute. It is what a working legal</w:t>
-      </w:r>
-      <w:r>
-        <w:t xml:space="preserve"> </w:t>
-      </w:r>
-      <w:r>
-        <w:t xml:space="preserve">system looks like from the inside. Statutes are amended, articles are</w:t>
-      </w:r>
-      <w:r>
-        <w:t xml:space="preserve"> </w:t>
-      </w:r>
-      <w:r>
-        <w:t xml:space="preserve">repealed, new articles are inserted, and the instrument a reader holds is a</w:t>
-      </w:r>
-      <w:r>
-        <w:t xml:space="preserve"> </w:t>
-      </w:r>
-      <w:r>
-        <w:t xml:space="preserve">composite of enactments made across decades. Every legal system does this.</w:t>
-      </w:r>
-      <w:r>
-        <w:t xml:space="preserve"> </w:t>
-      </w:r>
-      <w:r>
-        <w:t xml:space="preserve">What no legal system has been able to say, until recently and for very few</w:t>
-      </w:r>
-      <w:r>
-        <w:t xml:space="preserve"> </w:t>
-      </w:r>
-      <w:r>
-        <w:t xml:space="preserve">jurisdictions, is how much of it does it, where, and how far.</w:t>
-      </w:r>
-    </w:p>
-    <w:p>
-      <w:pPr>
-        <w:pStyle w:val="BodyText"/>
-      </w:pPr>
-      <w:r>
-        <w:t xml:space="preserve">The obstacle is evidential. Measuring change requires knowing, for each</w:t>
-      </w:r>
-      <w:r>
-        <w:t xml:space="preserve"> </w:t>
-      </w:r>
-      <w:r>
-        <w:t xml:space="preserve">article, whether it is the article originally enacted — and legal databases</w:t>
-      </w:r>
-      <w:r>
-        <w:t xml:space="preserve"> </w:t>
-      </w:r>
-      <w:r>
-        <w:t xml:space="preserve">usually present the consolidated current text, silently. The history is</w:t>
-      </w:r>
-      <w:r>
-        <w:t xml:space="preserve"> </w:t>
-      </w:r>
-      <w:r>
-        <w:t xml:space="preserve">either absent, or present as prose a human must read. There is no jurisdiction</w:t>
-      </w:r>
-      <w:r>
-        <w:t xml:space="preserve"> </w:t>
-      </w:r>
-      <w:r>
-        <w:t xml:space="preserve">in the Arab world for which the question has been asked at corpus scale, and</w:t>
-      </w:r>
-      <w:r>
-        <w:t xml:space="preserve"> </w:t>
-      </w:r>
-      <w:r>
-        <w:t xml:space="preserve">few anywhere.</w:t>
-      </w:r>
-    </w:p>
-    <w:p>
-      <w:pPr>
-        <w:pStyle w:val="BodyText"/>
-      </w:pPr>
-      <w:r>
-        <w:t xml:space="preserve">This article asks it for Saudi Arabia. It uses a corpus in which every article</w:t>
-      </w:r>
-      <w:r>
-        <w:t xml:space="preserve"> </w:t>
-      </w:r>
-      <w:r>
-        <w:t xml:space="preserve">verified against an official source carries a legal status — original,</w:t>
-      </w:r>
-      <w:r>
-        <w:t xml:space="preserve"> </w:t>
-      </w:r>
-      <w:r>
-        <w:t xml:space="preserve">amended, repealed or added — covering 13,089 articles across 272</w:t>
-      </w:r>
-      <w:r>
-        <w:t xml:space="preserve"> </w:t>
-      </w:r>
-      <w:r>
-        <w:t xml:space="preserve">instruments.</w:t>
+        <w:t xml:space="preserve">On 26/5/1443H — 30 December 2021 — a single royal decree issued the Saudi</w:t>
+      </w:r>
+      <w:r>
+        <w:t xml:space="preserve"> </w:t>
+      </w:r>
+      <w:r>
+        <w:t xml:space="preserve">Evidence Law, 129 articles in eleven chapters.</w:t>
       </w:r>
       <w:r>
         <w:rPr>
@@ -414,6 +300,162 @@
         <w:t xml:space="preserve"> </w:t>
       </w:r>
       <w:r>
+        <w:t xml:space="preserve">The same decree repealed articles 101 to 158 of the</w:t>
+      </w:r>
+      <w:r>
+        <w:t xml:space="preserve"> </w:t>
+      </w:r>
+      <w:r>
+        <w:t xml:space="preserve">Law of Sharia Procedure: fifty-eight consecutive articles, the whole of that</w:t>
+      </w:r>
+      <w:r>
+        <w:t xml:space="preserve"> </w:t>
+      </w:r>
+      <w:r>
+        <w:t xml:space="preserve">instrument’s treatment of proof, lifted out and re-enacted elsewhere. Two</w:t>
+      </w:r>
+      <w:r>
+        <w:t xml:space="preserve"> </w:t>
+      </w:r>
+      <w:r>
+        <w:t xml:space="preserve">later decrees repealed ten more. Seventy-five of the Law of Sharia Procedure’s</w:t>
+      </w:r>
+      <w:r>
+        <w:t xml:space="preserve"> </w:t>
+      </w:r>
+      <w:r>
+        <w:t xml:space="preserve">243 articles are now repealed — nearly a third of the instrument — and</w:t>
+      </w:r>
+      <w:r>
+        <w:t xml:space="preserve"> </w:t>
+      </w:r>
+      <w:r>
+        <w:t xml:space="preserve">none of this is visible in its shape. It remains in force, its articles are</w:t>
+      </w:r>
+      <w:r>
+        <w:t xml:space="preserve"> </w:t>
+      </w:r>
+      <w:r>
+        <w:t xml:space="preserve">still numbered 1 to 243, and a reader who does not check the status of each</w:t>
+      </w:r>
+      <w:r>
+        <w:t xml:space="preserve"> </w:t>
+      </w:r>
+      <w:r>
+        <w:t xml:space="preserve">article will not discover which of them still say anything.</w:t>
+      </w:r>
+    </w:p>
+    <w:p>
+      <w:pPr>
+        <w:pStyle w:val="BodyText"/>
+      </w:pPr>
+      <w:r>
+        <w:t xml:space="preserve">This is not a defect peculiar to one statute. It is what a working legal</w:t>
+      </w:r>
+      <w:r>
+        <w:t xml:space="preserve"> </w:t>
+      </w:r>
+      <w:r>
+        <w:t xml:space="preserve">system looks like from the inside. Statutes are amended, articles are</w:t>
+      </w:r>
+      <w:r>
+        <w:t xml:space="preserve"> </w:t>
+      </w:r>
+      <w:r>
+        <w:t xml:space="preserve">repealed, new articles are inserted, and the instrument a reader holds is a</w:t>
+      </w:r>
+      <w:r>
+        <w:t xml:space="preserve"> </w:t>
+      </w:r>
+      <w:r>
+        <w:t xml:space="preserve">composite of enactments made across decades. Every legal system does this.</w:t>
+      </w:r>
+      <w:r>
+        <w:t xml:space="preserve"> </w:t>
+      </w:r>
+      <w:r>
+        <w:t xml:space="preserve">What no legal system has been able to say, until recently and for very few</w:t>
+      </w:r>
+      <w:r>
+        <w:t xml:space="preserve"> </w:t>
+      </w:r>
+      <w:r>
+        <w:t xml:space="preserve">jurisdictions, is how much of it does it, where, and how far.</w:t>
+      </w:r>
+    </w:p>
+    <w:p>
+      <w:pPr>
+        <w:pStyle w:val="BodyText"/>
+      </w:pPr>
+      <w:r>
+        <w:t xml:space="preserve">The obstacle is evidential. Measuring change requires knowing, for each</w:t>
+      </w:r>
+      <w:r>
+        <w:t xml:space="preserve"> </w:t>
+      </w:r>
+      <w:r>
+        <w:t xml:space="preserve">article, whether it is the article originally enacted — and legal databases</w:t>
+      </w:r>
+      <w:r>
+        <w:t xml:space="preserve"> </w:t>
+      </w:r>
+      <w:r>
+        <w:t xml:space="preserve">usually present the consolidated current text, silently. The history is</w:t>
+      </w:r>
+      <w:r>
+        <w:t xml:space="preserve"> </w:t>
+      </w:r>
+      <w:r>
+        <w:t xml:space="preserve">either absent, or present as prose a human must read. We are aware of no Arab</w:t>
+      </w:r>
+      <w:r>
+        <w:t xml:space="preserve"> </w:t>
+      </w:r>
+      <w:r>
+        <w:t xml:space="preserve">jurisdiction for which the question has been asked at corpus scale, and of few</w:t>
+      </w:r>
+      <w:r>
+        <w:t xml:space="preserve"> </w:t>
+      </w:r>
+      <w:r>
+        <w:t xml:space="preserve">studies anywhere that ask it at the level of the individual article.</w:t>
+      </w:r>
+    </w:p>
+    <w:p>
+      <w:pPr>
+        <w:pStyle w:val="BodyText"/>
+      </w:pPr>
+      <w:r>
+        <w:t xml:space="preserve">This article asks it for Saudi Arabia. It uses a corpus in which every article</w:t>
+      </w:r>
+      <w:r>
+        <w:t xml:space="preserve"> </w:t>
+      </w:r>
+      <w:r>
+        <w:t xml:space="preserve">verified against an official source carries a legal status — original,</w:t>
+      </w:r>
+      <w:r>
+        <w:t xml:space="preserve"> </w:t>
+      </w:r>
+      <w:r>
+        <w:t xml:space="preserve">amended, repealed or added — covering 13,089 articles across 272</w:t>
+      </w:r>
+      <w:r>
+        <w:t xml:space="preserve"> </w:t>
+      </w:r>
+      <w:r>
+        <w:t xml:space="preserve">instruments.</w:t>
+      </w:r>
+      <w:r>
+        <w:rPr>
+          <w:rStyle w:val="FootnoteReference"/>
+        </w:rPr>
+        <w:footnoteReference w:id="22"/>
+      </w:r>
+      <w:r>
+        <w:t xml:space="preserve"> </w:t>
+      </w:r>
+      <w:r>
         <w:t xml:space="preserve">Saudi Arabia is a good case for the same reason it was a good case for</w:t>
       </w:r>
       <w:r>
@@ -651,8 +693,8 @@
         <w:t xml:space="preserve">what follows and what the method cannot see.</w:t>
       </w:r>
     </w:p>
-    <w:bookmarkEnd w:id="22"/>
-    <w:bookmarkStart w:id="29" w:name="amendment-in-saudi-legislative-practice"/>
+    <w:bookmarkEnd w:id="23"/>
+    <w:bookmarkStart w:id="30" w:name="amendment-in-saudi-legislative-practice"/>
     <w:p>
       <w:pPr>
         <w:pStyle w:val="Heading1"/>
@@ -661,7 +703,7 @@
         <w:t xml:space="preserve">Amendment in Saudi legislative practice</w:t>
       </w:r>
     </w:p>
-    <w:bookmarkStart w:id="23" w:name="how-an-instrument-changes"/>
+    <w:bookmarkStart w:id="24" w:name="how-an-instrument-changes"/>
     <w:p>
       <w:pPr>
         <w:pStyle w:val="Heading2"/>
@@ -867,8 +909,8 @@
         <w:t xml:space="preserve">which is precisely why the aggregate question has not been answerable.</w:t>
       </w:r>
     </w:p>
-    <w:bookmarkEnd w:id="23"/>
-    <w:bookmarkStart w:id="28" w:name="why-this-has-not-been-measured"/>
+    <w:bookmarkEnd w:id="24"/>
+    <w:bookmarkStart w:id="29" w:name="why-this-has-not-been-measured"/>
     <w:p>
       <w:pPr>
         <w:pStyle w:val="Heading2"/>
@@ -889,48 +931,6 @@
       </w:r>
       <w:r>
         <w:t xml:space="preserve">complexity and of citation structure.</w:t>
-      </w:r>
-      <w:r>
-        <w:rPr>
-          <w:rStyle w:val="FootnoteReference"/>
-        </w:rPr>
-        <w:footnoteReference w:id="24"/>
-      </w:r>
-      <w:r>
-        <w:t xml:space="preserve"> </w:t>
-      </w:r>
-      <w:r>
-        <w:t xml:space="preserve">Work that follows a legal system over time has</w:t>
-      </w:r>
-      <w:r>
-        <w:t xml:space="preserve"> </w:t>
-      </w:r>
-      <w:r>
-        <w:t xml:space="preserve">generally done so at the level of the instrument or the code section count,</w:t>
-      </w:r>
-      <w:r>
-        <w:t xml:space="preserve"> </w:t>
-      </w:r>
-      <w:r>
-        <w:t xml:space="preserve">because that is what the available data supports. Machine-readable legal</w:t>
-      </w:r>
-      <w:r>
-        <w:t xml:space="preserve"> </w:t>
-      </w:r>
-      <w:r>
-        <w:t xml:space="preserve">corpora have grown considerably, but they are assembled to train language</w:t>
-      </w:r>
-      <w:r>
-        <w:t xml:space="preserve"> </w:t>
-      </w:r>
-      <w:r>
-        <w:t xml:space="preserve">models and hold consolidated running text rather than the status of its</w:t>
-      </w:r>
-      <w:r>
-        <w:t xml:space="preserve"> </w:t>
-      </w:r>
-      <w:r>
-        <w:t xml:space="preserve">parts.</w:t>
       </w:r>
       <w:r>
         <w:rPr>
@@ -942,13 +942,37 @@
         <w:t xml:space="preserve"> </w:t>
       </w:r>
       <w:r>
-        <w:t xml:space="preserve">Structural standards can represent amendment faithfully, but</w:t>
-      </w:r>
-      <w:r>
-        <w:t xml:space="preserve"> </w:t>
-      </w:r>
-      <w:r>
-        <w:t xml:space="preserve">representing it is not the same as having the data.</w:t>
+        <w:t xml:space="preserve">Work that follows a legal system over time has</w:t>
+      </w:r>
+      <w:r>
+        <w:t xml:space="preserve"> </w:t>
+      </w:r>
+      <w:r>
+        <w:t xml:space="preserve">generally done so at the level of the instrument or the code section count,</w:t>
+      </w:r>
+      <w:r>
+        <w:t xml:space="preserve"> </w:t>
+      </w:r>
+      <w:r>
+        <w:t xml:space="preserve">because that is what the available data supports. Machine-readable legal</w:t>
+      </w:r>
+      <w:r>
+        <w:t xml:space="preserve"> </w:t>
+      </w:r>
+      <w:r>
+        <w:t xml:space="preserve">corpora have grown considerably, but they are assembled to train language</w:t>
+      </w:r>
+      <w:r>
+        <w:t xml:space="preserve"> </w:t>
+      </w:r>
+      <w:r>
+        <w:t xml:space="preserve">models and hold consolidated running text rather than the status of its</w:t>
+      </w:r>
+      <w:r>
+        <w:t xml:space="preserve"> </w:t>
+      </w:r>
+      <w:r>
+        <w:t xml:space="preserve">parts.</w:t>
       </w:r>
       <w:r>
         <w:rPr>
@@ -956,25 +980,17 @@
         </w:rPr>
         <w:footnoteReference w:id="26"/>
       </w:r>
-    </w:p>
-    <w:p>
-      <w:pPr>
-        <w:pStyle w:val="BodyText"/>
-      </w:pPr>
-      <w:r>
-        <w:t xml:space="preserve">The drafting literature, for its part, treats amendment as a craft question</w:t>
-      </w:r>
-      <w:r>
-        <w:t xml:space="preserve"> </w:t>
-      </w:r>
-      <w:r>
-        <w:t xml:space="preserve">— textual amendment against non-textual, the case for consolidation, how to</w:t>
-      </w:r>
-      <w:r>
-        <w:t xml:space="preserve"> </w:t>
-      </w:r>
-      <w:r>
-        <w:t xml:space="preserve">avoid leaving the statute book unreadable.</w:t>
+      <w:r>
+        <w:t xml:space="preserve"> </w:t>
+      </w:r>
+      <w:r>
+        <w:t xml:space="preserve">Structural standards can represent amendment faithfully, but</w:t>
+      </w:r>
+      <w:r>
+        <w:t xml:space="preserve"> </w:t>
+      </w:r>
+      <w:r>
+        <w:t xml:space="preserve">representing it is not the same as having the data.</w:t>
       </w:r>
       <w:r>
         <w:rPr>
@@ -982,6 +998,32 @@
         </w:rPr>
         <w:footnoteReference w:id="27"/>
       </w:r>
+    </w:p>
+    <w:p>
+      <w:pPr>
+        <w:pStyle w:val="BodyText"/>
+      </w:pPr>
+      <w:r>
+        <w:t xml:space="preserve">The drafting literature, for its part, treats amendment as a craft question</w:t>
+      </w:r>
+      <w:r>
+        <w:t xml:space="preserve"> </w:t>
+      </w:r>
+      <w:r>
+        <w:t xml:space="preserve">— textual amendment against non-textual, the case for consolidation, how to</w:t>
+      </w:r>
+      <w:r>
+        <w:t xml:space="preserve"> </w:t>
+      </w:r>
+      <w:r>
+        <w:t xml:space="preserve">avoid leaving the statute book unreadable.</w:t>
+      </w:r>
+      <w:r>
+        <w:rPr>
+          <w:rStyle w:val="FootnoteReference"/>
+        </w:rPr>
+        <w:footnoteReference w:id="28"/>
+      </w:r>
       <w:r>
         <w:t xml:space="preserve"> </w:t>
       </w:r>
@@ -1001,9 +1043,9 @@
         <w:t xml:space="preserve">any measurement of what the craft actually produces at system scale.</w:t>
       </w:r>
     </w:p>
-    <w:bookmarkEnd w:id="28"/>
     <w:bookmarkEnd w:id="29"/>
-    <w:bookmarkStart w:id="33" w:name="sec:method"/>
+    <w:bookmarkEnd w:id="30"/>
+    <w:bookmarkStart w:id="34" w:name="sec:method"/>
     <w:p>
       <w:pPr>
         <w:pStyle w:val="Heading1"/>
@@ -1012,7 +1054,7 @@
         <w:t xml:space="preserve">Data and method</w:t>
       </w:r>
     </w:p>
-    <w:bookmarkStart w:id="30" w:name="the-status-layer"/>
+    <w:bookmarkStart w:id="31" w:name="the-status-layer"/>
     <w:p>
       <w:pPr>
         <w:pStyle w:val="Heading2"/>
@@ -1131,8 +1173,8 @@
         <w:t xml:space="preserve">neither the numerator nor the denominator.</w:t>
       </w:r>
     </w:p>
-    <w:bookmarkEnd w:id="30"/>
-    <w:bookmarkStart w:id="31" w:name="Xedbeb699f3b8cbb7536de88338e194eabe9bc2a"/>
+    <w:bookmarkEnd w:id="31"/>
+    <w:bookmarkStart w:id="32" w:name="Xedbeb699f3b8cbb7536de88338e194eabe9bc2a"/>
     <w:p>
       <w:pPr>
         <w:pStyle w:val="Heading2"/>
@@ -1347,8 +1389,8 @@
         <w:t xml:space="preserve">confined to the 87 articles that carry a genuine prior text.</w:t>
       </w:r>
     </w:p>
-    <w:bookmarkEnd w:id="31"/>
-    <w:bookmarkStart w:id="32" w:name="measures"/>
+    <w:bookmarkEnd w:id="32"/>
+    <w:bookmarkStart w:id="33" w:name="measures"/>
     <w:p>
       <w:pPr>
         <w:pStyle w:val="Heading2"/>
@@ -1604,9 +1646,9 @@
         <w:t xml:space="preserve">number close to the base rate cannot be mistaken for a finding.</w:t>
       </w:r>
     </w:p>
-    <w:bookmarkEnd w:id="32"/>
     <w:bookmarkEnd w:id="33"/>
-    <w:bookmarkStart w:id="35" w:name="the-shape-of-change"/>
+    <w:bookmarkEnd w:id="34"/>
+    <w:bookmarkStart w:id="36" w:name="the-shape-of-change"/>
     <w:p>
       <w:pPr>
         <w:pStyle w:val="Heading1"/>
@@ -1615,7 +1657,7 @@
         <w:t xml:space="preserve">The shape of change</w:t>
       </w:r>
     </w:p>
-    <w:bookmarkStart w:id="34" w:name="tab:inventory"/>
+    <w:bookmarkStart w:id="35" w:name="tab:inventory"/>
     <w:p>
       <w:pPr>
         <w:pStyle w:val="TableCaption"/>
@@ -1902,7 +1944,7 @@
               <w:jc w:val="right"/>
             </w:pPr>
             <w:r>
-              <w:t xml:space="preserve">34.4%</w:t>
+              <w:t xml:space="preserve">38.4%</w:t>
             </w:r>
           </w:p>
         </w:tc>
@@ -1986,7 +2028,7 @@
         </w:tc>
       </w:tr>
     </w:tbl>
-    <w:bookmarkEnd w:id="34"/>
+    <w:bookmarkEnd w:id="35"/>
     <w:p>
       <w:pPr>
         <w:pStyle w:val="BodyText"/>
@@ -2175,8 +2217,8 @@
         <w:t xml:space="preserve">it means the maintenance burden is bursty rather than continuous.</w:t>
       </w:r>
     </w:p>
-    <w:bookmarkEnd w:id="35"/>
-    <w:bookmarkStart w:id="39" w:name="instruments-change-in-different-ways"/>
+    <w:bookmarkEnd w:id="36"/>
+    <w:bookmarkStart w:id="41" w:name="instruments-change-in-different-ways"/>
     <w:p>
       <w:pPr>
         <w:pStyle w:val="Heading1"/>
@@ -2205,7 +2247,7 @@
         <w:t xml:space="preserve">signatures are visible, and they are three different legal events.</w:t>
       </w:r>
     </w:p>
-    <w:bookmarkStart w:id="36" w:name="hollowing-out."/>
+    <w:bookmarkStart w:id="38" w:name="hollowing-out."/>
     <w:p>
       <w:pPr>
         <w:pStyle w:val="Heading4"/>
@@ -2231,13 +2273,61 @@
         <w:t xml:space="preserve"> </w:t>
       </w:r>
       <w:r>
-        <w:t xml:space="preserve">the corpus, in one instrument. The Commercial Courts Law shows the same</w:t>
-      </w:r>
-      <w:r>
-        <w:t xml:space="preserve"> </w:t>
-      </w:r>
-      <w:r>
-        <w:t xml:space="preserve">signature at smaller scale: 20 of its 21 changed articles are repeals. This is</w:t>
+        <w:t xml:space="preserve">the corpus, in one instrument. Fifty-eight of those repeals are the single</w:t>
+      </w:r>
+      <w:r>
+        <w:t xml:space="preserve"> </w:t>
+      </w:r>
+      <w:r>
+        <w:t xml:space="preserve">block of articles 101 to 158 removed by the decree that issued the Evidence</w:t>
+      </w:r>
+      <w:r>
+        <w:t xml:space="preserve"> </w:t>
+      </w:r>
+      <w:r>
+        <w:t xml:space="preserve">Law. The rest came from elsewhere, and the breakdown is a useful illustration</w:t>
+      </w:r>
+      <w:r>
+        <w:t xml:space="preserve"> </w:t>
+      </w:r>
+      <w:r>
+        <w:t xml:space="preserve">of the limits of the record: nine articles were repealed by a later decree,</w:t>
+      </w:r>
+      <w:r>
+        <w:t xml:space="preserve"> </w:t>
+      </w:r>
+      <w:r>
+        <w:t xml:space="preserve">one by an earlier one, and for seven the corpus records the repeal but no</w:t>
+      </w:r>
+      <w:r>
+        <w:t xml:space="preserve"> </w:t>
+      </w:r>
+      <w:r>
+        <w:t xml:space="preserve">repealing instrument at all.</w:t>
+      </w:r>
+      <w:r>
+        <w:rPr>
+          <w:rStyle w:val="FootnoteReference"/>
+        </w:rPr>
+        <w:footnoteReference w:id="37"/>
+      </w:r>
+      <w:r>
+        <w:t xml:space="preserve"> </w:t>
+      </w:r>
+      <w:r>
+        <w:t xml:space="preserve">The</w:t>
+      </w:r>
+      <w:r>
+        <w:t xml:space="preserve"> </w:t>
+      </w:r>
+      <w:r>
+        <w:t xml:space="preserve">Commercial Courts Law shows the same signature at smaller scale: 20 of its 21</w:t>
+      </w:r>
+      <w:r>
+        <w:t xml:space="preserve"> </w:t>
+      </w:r>
+      <w:r>
+        <w:t xml:space="preserve">changed articles are repeals. This is</w:t>
       </w:r>
       <w:r>
         <w:t xml:space="preserve"> </w:t>
@@ -2270,8 +2360,8 @@
         <w:t xml:space="preserve">intact.</w:t>
       </w:r>
     </w:p>
-    <w:bookmarkEnd w:id="36"/>
-    <w:bookmarkStart w:id="37" w:name="accretion."/>
+    <w:bookmarkEnd w:id="38"/>
+    <w:bookmarkStart w:id="39" w:name="accretion."/>
     <w:p>
       <w:pPr>
         <w:pStyle w:val="Heading4"/>
@@ -2312,8 +2402,8 @@
         <w:t xml:space="preserve">against 19 amendments.</w:t>
       </w:r>
     </w:p>
-    <w:bookmarkEnd w:id="37"/>
-    <w:bookmarkStart w:id="38" w:name="tuning."/>
+    <w:bookmarkEnd w:id="39"/>
+    <w:bookmarkStart w:id="40" w:name="tuning."/>
     <w:p>
       <w:pPr>
         <w:pStyle w:val="Heading4"/>
@@ -2359,19 +2449,25 @@
         <w:pStyle w:val="BodyText"/>
       </w:pPr>
       <w:r>
-        <w:t xml:space="preserve">The fiscal instruments deserve a note of their own. Four of the twelve most</w:t>
-      </w:r>
-      <w:r>
-        <w:t xml:space="preserve"> </w:t>
-      </w:r>
-      <w:r>
-        <w:t xml:space="preserve">changed instruments are tax or tax-adjacent, and between them they hold 147</w:t>
-      </w:r>
-      <w:r>
-        <w:t xml:space="preserve"> </w:t>
-      </w:r>
-      <w:r>
-        <w:t xml:space="preserve">changed articles. That is consistent with what one would expect of a system</w:t>
+        <w:t xml:space="preserve">The fiscal instruments deserve a note of their own. Three of the twelve most</w:t>
+      </w:r>
+      <w:r>
+        <w:t xml:space="preserve"> </w:t>
+      </w:r>
+      <w:r>
+        <w:t xml:space="preserve">changed instruments are tax instruments — the VAT Regulation, the Income Tax</w:t>
+      </w:r>
+      <w:r>
+        <w:t xml:space="preserve"> </w:t>
+      </w:r>
+      <w:r>
+        <w:t xml:space="preserve">Regulation and the Income Tax Law — and between them they hold 118 changed</w:t>
+      </w:r>
+      <w:r>
+        <w:t xml:space="preserve"> </w:t>
+      </w:r>
+      <w:r>
+        <w:t xml:space="preserve">articles, an eighth of every changed article in the corpus. That is consistent with what one would expect of a system</w:t>
       </w:r>
       <w:r>
         <w:t xml:space="preserve"> </w:t>
@@ -2392,9 +2488,9 @@
         <w:t xml:space="preserve">recent policy attention rather than of anything intrinsic to the instruments.</w:t>
       </w:r>
     </w:p>
-    <w:bookmarkEnd w:id="38"/>
-    <w:bookmarkEnd w:id="39"/>
-    <w:bookmarkStart w:id="40" w:name="sec:magnitude"/>
+    <w:bookmarkEnd w:id="40"/>
+    <w:bookmarkEnd w:id="41"/>
+    <w:bookmarkStart w:id="43" w:name="sec:magnitude"/>
     <w:p>
       <w:pPr>
         <w:pStyle w:val="Heading1"/>
@@ -2478,43 +2574,95 @@
         <w:t xml:space="preserve"> </w:t>
       </w:r>
       <w:r>
-        <w:t xml:space="preserve">changed. But roughly one amendment in five replaces most of the article’s</w:t>
-      </w:r>
-      <w:r>
-        <w:t xml:space="preserve"> </w:t>
-      </w:r>
-      <w:r>
-        <w:t xml:space="preserve">wording. Article 72 of the Law of the Judiciary retains under a tenth of its</w:t>
-      </w:r>
-      <w:r>
-        <w:t xml:space="preserve"> </w:t>
-      </w:r>
-      <w:r>
-        <w:t xml:space="preserve">former vocabulary and shrank from 29 tokens to 6; article 30 of the Code of</w:t>
-      </w:r>
-      <w:r>
-        <w:t xml:space="preserve"> </w:t>
-      </w:r>
-      <w:r>
-        <w:t xml:space="preserve">Law Practice, likewise, from 34 to 14. An amendment, in other words, is not a</w:t>
-      </w:r>
-      <w:r>
-        <w:t xml:space="preserve"> </w:t>
-      </w:r>
-      <w:r>
-        <w:t xml:space="preserve">category with a typical magnitude; it is a label covering interventions that</w:t>
-      </w:r>
-      <w:r>
-        <w:t xml:space="preserve"> </w:t>
-      </w:r>
-      <w:r>
-        <w:t xml:space="preserve">differ by an order of magnitude in what they do to the text. A system that</w:t>
-      </w:r>
-      <w:r>
-        <w:t xml:space="preserve"> </w:t>
-      </w:r>
-      <w:r>
-        <w:t xml:space="preserve">tells a reader only that an article</w:t>
+        <w:t xml:space="preserve">changed. But roughly one amendment in five falls below 0.50, which for</w:t>
+      </w:r>
+      <w:r>
+        <w:t xml:space="preserve"> </w:t>
+      </w:r>
+      <w:r>
+        <w:t xml:space="preserve">articles of similar length means that about a third of the vocabulary has</w:t>
+      </w:r>
+      <w:r>
+        <w:t xml:space="preserve"> </w:t>
+      </w:r>
+      <w:r>
+        <w:t xml:space="preserve">gone.</w:t>
+      </w:r>
+      <w:r>
+        <w:rPr>
+          <w:rStyle w:val="FootnoteReference"/>
+        </w:rPr>
+        <w:footnoteReference w:id="42"/>
+      </w:r>
+    </w:p>
+    <w:p>
+      <w:pPr>
+        <w:pStyle w:val="BodyText"/>
+      </w:pPr>
+      <w:r>
+        <w:t xml:space="preserve">The extreme cases are extreme in substance and not only in wording. Article 72</w:t>
+      </w:r>
+      <w:r>
+        <w:t xml:space="preserve"> </w:t>
+      </w:r>
+      <w:r>
+        <w:t xml:space="preserve">of the Law of the Judiciary shrank from 29 tokens to 6 and shares three of</w:t>
+      </w:r>
+      <w:r>
+        <w:t xml:space="preserve"> </w:t>
+      </w:r>
+      <w:r>
+        <w:t xml:space="preserve">them with its predecessor. It formerly provided that the Deputy Minister of</w:t>
+      </w:r>
+      <w:r>
+        <w:t xml:space="preserve"> </w:t>
+      </w:r>
+      <w:r>
+        <w:t xml:space="preserve">Justice be chosen from among serving or former judges of a stated minimum</w:t>
+      </w:r>
+      <w:r>
+        <w:t xml:space="preserve"> </w:t>
+      </w:r>
+      <w:r>
+        <w:t xml:space="preserve">grade; it now provides only that the post is appointed at the excellent rank.</w:t>
+      </w:r>
+      <w:r>
+        <w:t xml:space="preserve"> </w:t>
+      </w:r>
+      <w:r>
+        <w:t xml:space="preserve">The qualification requirement was not reworded — it was deleted, and the</w:t>
+      </w:r>
+      <w:r>
+        <w:t xml:space="preserve"> </w:t>
+      </w:r>
+      <w:r>
+        <w:t xml:space="preserve">similarity score is the trace of that deletion rather than its measure.</w:t>
+      </w:r>
+    </w:p>
+    <w:p>
+      <w:pPr>
+        <w:pStyle w:val="BodyText"/>
+      </w:pPr>
+      <w:r>
+        <w:t xml:space="preserve">An amendment, in other words, is not a category with a typical magnitude. It</w:t>
+      </w:r>
+      <w:r>
+        <w:t xml:space="preserve"> </w:t>
+      </w:r>
+      <w:r>
+        <w:t xml:space="preserve">is a label covering interventions that range from a substituted preposition to</w:t>
+      </w:r>
+      <w:r>
+        <w:t xml:space="preserve"> </w:t>
+      </w:r>
+      <w:r>
+        <w:t xml:space="preserve">the removal of a substantive condition, and a system that tells a reader only</w:t>
+      </w:r>
+      <w:r>
+        <w:t xml:space="preserve"> </w:t>
+      </w:r>
+      <w:r>
+        <w:t xml:space="preserve">that an article</w:t>
       </w:r>
       <w:r>
         <w:t xml:space="preserve"> </w:t>
@@ -2532,17 +2680,11 @@
         <w:t xml:space="preserve"> </w:t>
       </w:r>
       <w:r>
-        <w:t xml:space="preserve">has told them very</w:t>
-      </w:r>
-      <w:r>
-        <w:t xml:space="preserve"> </w:t>
-      </w:r>
-      <w:r>
-        <w:t xml:space="preserve">little.</w:t>
-      </w:r>
-    </w:p>
-    <w:bookmarkEnd w:id="40"/>
-    <w:bookmarkStart w:id="44" w:name="sec:reliance"/>
+        <w:t xml:space="preserve">has told them very little.</w:t>
+      </w:r>
+    </w:p>
+    <w:bookmarkEnd w:id="43"/>
+    <w:bookmarkStart w:id="47" w:name="sec:reliance"/>
     <w:p>
       <w:pPr>
         <w:pStyle w:val="Heading1"/>
@@ -2593,7 +2735,7 @@
         <w:t xml:space="preserve">are a subset of the cited.</w:t>
       </w:r>
     </w:p>
-    <w:bookmarkStart w:id="41" w:name="instruments-others-rely-on-change-more"/>
+    <w:bookmarkStart w:id="44" w:name="instruments-others-rely-on-change-more"/>
     <w:p>
       <w:pPr>
         <w:pStyle w:val="Heading2"/>
@@ -2738,8 +2880,8 @@
         <w:t xml:space="preserve">text that moves more often than the average.</w:t>
       </w:r>
     </w:p>
-    <w:bookmarkEnd w:id="41"/>
-    <w:bookmarkStart w:id="43" w:name="Xf30581d07c0b4def6ee17b13930f04e01d68c2d"/>
+    <w:bookmarkEnd w:id="44"/>
+    <w:bookmarkStart w:id="46" w:name="Xf30581d07c0b4def6ee17b13930f04e01d68c2d"/>
     <w:p>
       <w:pPr>
         <w:pStyle w:val="Heading2"/>
@@ -2812,7 +2954,7 @@
         <w:t xml:space="preserve">The result appears when the references are split by type.</w:t>
       </w:r>
     </w:p>
-    <w:bookmarkStart w:id="42" w:name="tab:exposure"/>
+    <w:bookmarkStart w:id="45" w:name="tab:exposure"/>
     <w:p>
       <w:pPr>
         <w:pStyle w:val="TableCaption"/>
@@ -3055,25 +3197,25 @@
         </w:tc>
       </w:tr>
     </w:tbl>
-    <w:bookmarkEnd w:id="42"/>
+    <w:bookmarkEnd w:id="45"/>
     <w:p>
       <w:pPr>
         <w:pStyle w:val="BodyText"/>
       </w:pPr>
       <w:r>
-        <w:t xml:space="preserve">References an instrument makes to its own articles sit at the base rate.</w:t>
-      </w:r>
-      <w:r>
-        <w:t xml:space="preserve"> </w:t>
-      </w:r>
-      <w:r>
-        <w:t xml:space="preserve">References it makes to another instrument’s articles are more than twice as</w:t>
-      </w:r>
-      <w:r>
-        <w:t xml:space="preserve"> </w:t>
-      </w:r>
-      <w:r>
-        <w:t xml:space="preserve">likely to point at text that has moved.</w:t>
+        <w:t xml:space="preserve">References an instrument makes to its own articles sit at the base rate: 8.6</w:t>
+      </w:r>
+      <w:r>
+        <w:t xml:space="preserve"> </w:t>
+      </w:r>
+      <w:r>
+        <w:t xml:space="preserve">per cent against 7.4. References it makes to another instrument’s articles run</w:t>
+      </w:r>
+      <w:r>
+        <w:t xml:space="preserve"> </w:t>
+      </w:r>
+      <w:r>
+        <w:t xml:space="preserve">at 17.4 per cent — twice the internal rate and 2.4 times the base rate.</w:t>
       </w:r>
     </w:p>
     <w:p>
@@ -3213,9 +3355,9 @@
         <w:t xml:space="preserve">a set of errors.</w:t>
       </w:r>
     </w:p>
-    <w:bookmarkEnd w:id="43"/>
-    <w:bookmarkEnd w:id="44"/>
-    <w:bookmarkStart w:id="49" w:name="what-follows"/>
+    <w:bookmarkEnd w:id="46"/>
+    <w:bookmarkEnd w:id="47"/>
+    <w:bookmarkStart w:id="52" w:name="what-follows"/>
     <w:p>
       <w:pPr>
         <w:pStyle w:val="Heading1"/>
@@ -3224,7 +3366,7 @@
         <w:t xml:space="preserve">What follows</w:t>
       </w:r>
     </w:p>
-    <w:bookmarkStart w:id="45" w:name="consolidation-is-not-the-whole-answer."/>
+    <w:bookmarkStart w:id="48" w:name="consolidation-is-not-the-whole-answer."/>
     <w:p>
       <w:pPr>
         <w:pStyle w:val="Heading4"/>
@@ -3295,8 +3437,8 @@
         <w:t xml:space="preserve">legislative cost.</w:t>
       </w:r>
     </w:p>
-    <w:bookmarkEnd w:id="45"/>
-    <w:bookmarkStart w:id="46" w:name="reverse-references-are-the-missing-tool."/>
+    <w:bookmarkEnd w:id="48"/>
+    <w:bookmarkStart w:id="49" w:name="reverse-references-are-the-missing-tool."/>
     <w:p>
       <w:pPr>
         <w:pStyle w:val="Heading4"/>
@@ -3355,8 +3497,8 @@
         <w:t xml:space="preserve">and it is worth noting that one artefact serves both.</w:t>
       </w:r>
     </w:p>
-    <w:bookmarkEnd w:id="46"/>
-    <w:bookmarkStart w:id="47" w:name="X21417e9d914b00ad0596e12aa2e7a322596e478"/>
+    <w:bookmarkEnd w:id="49"/>
+    <w:bookmarkStart w:id="50" w:name="X21417e9d914b00ad0596e12aa2e7a322596e478"/>
     <w:p>
       <w:pPr>
         <w:pStyle w:val="Heading4"/>
@@ -3415,8 +3557,8 @@
         <w:t xml:space="preserve">the amendment they are looking at is worth reading.</w:t>
       </w:r>
     </w:p>
-    <w:bookmarkEnd w:id="47"/>
-    <w:bookmarkStart w:id="48" w:name="for-legal-information-systems."/>
+    <w:bookmarkEnd w:id="50"/>
+    <w:bookmarkStart w:id="51" w:name="for-legal-information-systems."/>
     <w:p>
       <w:pPr>
         <w:pStyle w:val="Heading4"/>
@@ -3469,9 +3611,9 @@
         <w:t xml:space="preserve">movement.</w:t>
       </w:r>
     </w:p>
-    <w:bookmarkEnd w:id="48"/>
-    <w:bookmarkEnd w:id="49"/>
-    <w:bookmarkStart w:id="56" w:name="limitations"/>
+    <w:bookmarkEnd w:id="51"/>
+    <w:bookmarkEnd w:id="52"/>
+    <w:bookmarkStart w:id="59" w:name="limitations"/>
     <w:p>
       <w:pPr>
         <w:pStyle w:val="Heading1"/>
@@ -3480,7 +3622,7 @@
         <w:t xml:space="preserve">Limitations</w:t>
       </w:r>
     </w:p>
-    <w:bookmarkStart w:id="50" w:name="Xdb71887c35a73e2eb344ee536fa3efa55a7ad9d"/>
+    <w:bookmarkStart w:id="53" w:name="Xdb71887c35a73e2eb344ee536fa3efa55a7ad9d"/>
     <w:p>
       <w:pPr>
         <w:pStyle w:val="Heading4"/>
@@ -3521,8 +3663,8 @@
         <w:t xml:space="preserve">not overstated.</w:t>
       </w:r>
     </w:p>
-    <w:bookmarkEnd w:id="50"/>
-    <w:bookmarkStart w:id="51" w:name="coverage-is-partial-and-uneven."/>
+    <w:bookmarkEnd w:id="53"/>
+    <w:bookmarkStart w:id="54" w:name="coverage-is-partial-and-uneven."/>
     <w:p>
       <w:pPr>
         <w:pStyle w:val="Heading4"/>
@@ -3563,8 +3705,8 @@
         <w:t xml:space="preserve">was computed on.</w:t>
       </w:r>
     </w:p>
-    <w:bookmarkEnd w:id="51"/>
-    <w:bookmarkStart w:id="52" w:name="Xc30a1770f8691301fcc0a113bfa02eb989f9fcf"/>
+    <w:bookmarkEnd w:id="54"/>
+    <w:bookmarkStart w:id="55" w:name="Xc30a1770f8691301fcc0a113bfa02eb989f9fcf"/>
     <w:p>
       <w:pPr>
         <w:pStyle w:val="Heading4"/>
@@ -3605,8 +3747,8 @@
         <w:t xml:space="preserve">distributed.</w:t>
       </w:r>
     </w:p>
-    <w:bookmarkEnd w:id="52"/>
-    <w:bookmarkStart w:id="53" w:name="the-reliance-gradient-is-uncontrolled."/>
+    <w:bookmarkEnd w:id="55"/>
+    <w:bookmarkStart w:id="56" w:name="the-reliance-gradient-is-uncontrolled."/>
     <w:p>
       <w:pPr>
         <w:pStyle w:val="Heading4"/>
@@ -3635,8 +3777,8 @@
         <w:t xml:space="preserve">corpus.</w:t>
       </w:r>
     </w:p>
-    <w:bookmarkEnd w:id="53"/>
-    <w:bookmarkStart w:id="54" w:name="dates-are-too-sparse-for-a-time-series."/>
+    <w:bookmarkEnd w:id="56"/>
+    <w:bookmarkStart w:id="57" w:name="dates-are-too-sparse-for-a-time-series."/>
     <w:p>
       <w:pPr>
         <w:pStyle w:val="Heading4"/>
@@ -3650,13 +3792,13 @@
         <w:pStyle w:val="FirstParagraph"/>
       </w:pPr>
       <w:r>
-        <w:t xml:space="preserve">Only 174 of 759</w:t>
-      </w:r>
-      <w:r>
-        <w:t xml:space="preserve"> </w:t>
-      </w:r>
-      <w:r>
-        <w:t xml:space="preserve">article-amendment pairs carry a Gregorian date, and the instruments that carry</w:t>
+        <w:t xml:space="preserve">Only 175 of 759</w:t>
+      </w:r>
+      <w:r>
+        <w:t xml:space="preserve"> </w:t>
+      </w:r>
+      <w:r>
+        <w:t xml:space="preserve">article-amendment pairs carry a Gregorian date — 23 per cent — and the instruments that carry</w:t>
       </w:r>
       <w:r>
         <w:t xml:space="preserve"> </w:t>
@@ -3677,8 +3819,8 @@
         <w:t xml:space="preserve">year-on-year analysis is attempted here.</w:t>
       </w:r>
     </w:p>
-    <w:bookmarkEnd w:id="54"/>
-    <w:bookmarkStart w:id="55" w:name="reference-resolution-is-automatic."/>
+    <w:bookmarkEnd w:id="57"/>
+    <w:bookmarkStart w:id="58" w:name="reference-resolution-is-automatic."/>
     <w:p>
       <w:pPr>
         <w:pStyle w:val="Heading4"/>
@@ -3719,9 +3861,9 @@
         <w:t xml:space="preserve">resolutions would move it.</w:t>
       </w:r>
     </w:p>
-    <w:bookmarkEnd w:id="55"/>
-    <w:bookmarkEnd w:id="56"/>
-    <w:bookmarkStart w:id="57" w:name="conclusion"/>
+    <w:bookmarkEnd w:id="58"/>
+    <w:bookmarkEnd w:id="59"/>
+    <w:bookmarkStart w:id="60" w:name="conclusion"/>
     <w:p>
       <w:pPr>
         <w:pStyle w:val="Heading1"/>
@@ -3838,7 +3980,7 @@
         <w:t xml:space="preserve">Nothing in how it is published conveys that. Now, at least, it can be counted.</w:t>
       </w:r>
     </w:p>
-    <w:bookmarkEnd w:id="57"/>
+    <w:bookmarkEnd w:id="60"/>
     <w:sectPr/>
   </w:body>
 </w:document>
@@ -3879,17 +4021,17 @@
         <w:t xml:space="preserve"> </w:t>
       </w:r>
       <w:r>
-        <w:t xml:space="preserve">The corpus and the scripts that reproduce every number</w:t>
-      </w:r>
-      <w:r>
-        <w:t xml:space="preserve"> </w:t>
-      </w:r>
-      <w:r>
-        <w:t xml:space="preserve">and figure here are openly archived; see the data availability statement.</w:t>
+        <w:t xml:space="preserve">Evidence Law (Royal</w:t>
+      </w:r>
+      <w:r>
+        <w:t xml:space="preserve"> </w:t>
+      </w:r>
+      <w:r>
+        <w:t xml:space="preserve">Decree M/43, 26/5/1443H).</w:t>
       </w:r>
     </w:p>
   </w:footnote>
-  <w:footnote w:id="24">
+  <w:footnote w:id="22">
     <w:p>
       <w:pPr>
         <w:pStyle w:val="FootnoteText"/>
@@ -3904,61 +4046,13 @@
         <w:t xml:space="preserve"> </w:t>
       </w:r>
       <w:r>
-        <w:t xml:space="preserve">Daniel Martin Katz and Michael</w:t>
-      </w:r>
-      <w:r>
-        <w:t xml:space="preserve"> </w:t>
-      </w:r>
-      <w:r>
-        <w:t xml:space="preserve">J Bommarito,</w:t>
-      </w:r>
-      <w:r>
-        <w:t xml:space="preserve"> </w:t>
-      </w:r>
-      <w:r>
-        <w:t xml:space="preserve">‘</w:t>
-      </w:r>
-      <w:r>
-        <w:t xml:space="preserve">Measuring the Complexity of the Law: The United States Code</w:t>
-      </w:r>
-      <w:r>
-        <w:t xml:space="preserve">’</w:t>
-      </w:r>
-      <w:r>
-        <w:t xml:space="preserve"> </w:t>
-      </w:r>
-      <w:r>
-        <w:t xml:space="preserve">(2014) 22 Artificial Intelligence and Law 337; Corinna Coupette and others,</w:t>
-      </w:r>
-      <w:r>
-        <w:t xml:space="preserve"> </w:t>
-      </w:r>
-      <w:r>
-        <w:t xml:space="preserve">‘</w:t>
-      </w:r>
-      <w:r>
-        <w:t xml:space="preserve">Measuring Law Over Time: A Network Analytical Framework with an Application</w:t>
-      </w:r>
-      <w:r>
-        <w:t xml:space="preserve"> </w:t>
-      </w:r>
-      <w:r>
-        <w:t xml:space="preserve">to Statutes and Regulations in the United States and Germany</w:t>
-      </w:r>
-      <w:r>
-        <w:t xml:space="preserve">’</w:t>
-      </w:r>
-      <w:r>
-        <w:t xml:space="preserve"> </w:t>
-      </w:r>
-      <w:r>
-        <w:t xml:space="preserve">(2021) 9</w:t>
-      </w:r>
-      <w:r>
-        <w:t xml:space="preserve"> </w:t>
-      </w:r>
-      <w:r>
-        <w:t xml:space="preserve">Frontiers in Physics 658463.</w:t>
+        <w:t xml:space="preserve">The corpus and the scripts that reproduce every number</w:t>
+      </w:r>
+      <w:r>
+        <w:t xml:space="preserve"> </w:t>
+      </w:r>
+      <w:r>
+        <w:t xml:space="preserve">and figure here are openly archived; see the data availability statement.</w:t>
       </w:r>
     </w:p>
   </w:footnote>
@@ -3977,7 +4071,13 @@
         <w:t xml:space="preserve"> </w:t>
       </w:r>
       <w:r>
-        <w:t xml:space="preserve">Peter Henderson and others,</w:t>
+        <w:t xml:space="preserve">Daniel Martin Katz and Michael</w:t>
+      </w:r>
+      <w:r>
+        <w:t xml:space="preserve"> </w:t>
+      </w:r>
+      <w:r>
+        <w:t xml:space="preserve">J Bommarito,</w:t>
       </w:r>
       <w:r>
         <w:t xml:space="preserve"> </w:t>
@@ -3986,19 +4086,7 @@
         <w:t xml:space="preserve">‘</w:t>
       </w:r>
       <w:r>
-        <w:t xml:space="preserve">Pile of Law: Learning</w:t>
-      </w:r>
-      <w:r>
-        <w:t xml:space="preserve"> </w:t>
-      </w:r>
-      <w:r>
-        <w:t xml:space="preserve">Responsible Data Filtering from the Law and a 256GB Open-Source Legal</w:t>
-      </w:r>
-      <w:r>
-        <w:t xml:space="preserve"> </w:t>
-      </w:r>
-      <w:r>
-        <w:t xml:space="preserve">Dataset</w:t>
+        <w:t xml:space="preserve">Measuring the Complexity of the Law: The United States Code</w:t>
       </w:r>
       <w:r>
         <w:t xml:space="preserve">’</w:t>
@@ -4007,13 +4095,7 @@
         <w:t xml:space="preserve"> </w:t>
       </w:r>
       <w:r>
-        <w:t xml:space="preserve">(NeurIPS 2022, Datasets and Benchmarks Track); Joel Niklaus and</w:t>
-      </w:r>
-      <w:r>
-        <w:t xml:space="preserve"> </w:t>
-      </w:r>
-      <w:r>
-        <w:t xml:space="preserve">others,</w:t>
+        <w:t xml:space="preserve">(2014) 22 Artificial Intelligence and Law 337; Corinna Coupette and others,</w:t>
       </w:r>
       <w:r>
         <w:t xml:space="preserve"> </w:t>
@@ -4022,7 +4104,13 @@
         <w:t xml:space="preserve">‘</w:t>
       </w:r>
       <w:r>
-        <w:t xml:space="preserve">MultiLegalPile: A 689GB Multilingual Legal Corpus</w:t>
+        <w:t xml:space="preserve">Measuring Law Over Time: A Network Analytical Framework with an Application</w:t>
+      </w:r>
+      <w:r>
+        <w:t xml:space="preserve"> </w:t>
+      </w:r>
+      <w:r>
+        <w:t xml:space="preserve">to Statutes and Regulations in the United States and Germany</w:t>
       </w:r>
       <w:r>
         <w:t xml:space="preserve">’</w:t>
@@ -4031,23 +4119,102 @@
         <w:t xml:space="preserve"> </w:t>
       </w:r>
       <w:r>
-        <w:t xml:space="preserve">(Proceedings of</w:t>
-      </w:r>
-      <w:r>
-        <w:t xml:space="preserve"> </w:t>
-      </w:r>
-      <w:r>
-        <w:t xml:space="preserve">the 62nd Annual Meeting of the Association for Computational Linguistics,</w:t>
-      </w:r>
-      <w:r>
-        <w:t xml:space="preserve"> </w:t>
-      </w:r>
-      <w:r>
-        <w:t xml:space="preserve">2024).</w:t>
+        <w:t xml:space="preserve">(2021) 9</w:t>
+      </w:r>
+      <w:r>
+        <w:t xml:space="preserve"> </w:t>
+      </w:r>
+      <w:r>
+        <w:t xml:space="preserve">Frontiers in Physics 658463.</w:t>
       </w:r>
     </w:p>
   </w:footnote>
   <w:footnote w:id="26">
+    <w:p>
+      <w:pPr>
+        <w:pStyle w:val="FootnoteText"/>
+      </w:pPr>
+      <w:r>
+        <w:rPr>
+          <w:rStyle w:val="FootnoteReference"/>
+        </w:rPr>
+        <w:footnoteRef/>
+      </w:r>
+      <w:r>
+        <w:t xml:space="preserve"> </w:t>
+      </w:r>
+      <w:r>
+        <w:t xml:space="preserve">Peter Henderson and others,</w:t>
+      </w:r>
+      <w:r>
+        <w:t xml:space="preserve"> </w:t>
+      </w:r>
+      <w:r>
+        <w:t xml:space="preserve">‘</w:t>
+      </w:r>
+      <w:r>
+        <w:t xml:space="preserve">Pile of Law: Learning</w:t>
+      </w:r>
+      <w:r>
+        <w:t xml:space="preserve"> </w:t>
+      </w:r>
+      <w:r>
+        <w:t xml:space="preserve">Responsible Data Filtering from the Law and a 256GB Open-Source Legal</w:t>
+      </w:r>
+      <w:r>
+        <w:t xml:space="preserve"> </w:t>
+      </w:r>
+      <w:r>
+        <w:t xml:space="preserve">Dataset</w:t>
+      </w:r>
+      <w:r>
+        <w:t xml:space="preserve">’</w:t>
+      </w:r>
+      <w:r>
+        <w:t xml:space="preserve"> </w:t>
+      </w:r>
+      <w:r>
+        <w:t xml:space="preserve">(NeurIPS 2022, Datasets and Benchmarks Track); Joel Niklaus and</w:t>
+      </w:r>
+      <w:r>
+        <w:t xml:space="preserve"> </w:t>
+      </w:r>
+      <w:r>
+        <w:t xml:space="preserve">others,</w:t>
+      </w:r>
+      <w:r>
+        <w:t xml:space="preserve"> </w:t>
+      </w:r>
+      <w:r>
+        <w:t xml:space="preserve">‘</w:t>
+      </w:r>
+      <w:r>
+        <w:t xml:space="preserve">MultiLegalPile: A 689GB Multilingual Legal Corpus</w:t>
+      </w:r>
+      <w:r>
+        <w:t xml:space="preserve">’</w:t>
+      </w:r>
+      <w:r>
+        <w:t xml:space="preserve"> </w:t>
+      </w:r>
+      <w:r>
+        <w:t xml:space="preserve">(Proceedings of</w:t>
+      </w:r>
+      <w:r>
+        <w:t xml:space="preserve"> </w:t>
+      </w:r>
+      <w:r>
+        <w:t xml:space="preserve">the 62nd Annual Meeting of the Association for Computational Linguistics,</w:t>
+      </w:r>
+      <w:r>
+        <w:t xml:space="preserve"> </w:t>
+      </w:r>
+      <w:r>
+        <w:t xml:space="preserve">2024).</w:t>
+      </w:r>
+    </w:p>
+  </w:footnote>
+  <w:footnote w:id="27">
     <w:p>
       <w:pPr>
         <w:pStyle w:val="FootnoteText"/>
@@ -4106,7 +4273,7 @@
       </w:r>
     </w:p>
   </w:footnote>
-  <w:footnote w:id="27">
+  <w:footnote w:id="28">
     <w:p>
       <w:pPr>
         <w:pStyle w:val="FootnoteText"/>
@@ -4166,6 +4333,95 @@
       </w:r>
       <w:r>
         <w:t xml:space="preserve">edn, Little, Brown 1986).</w:t>
+      </w:r>
+    </w:p>
+  </w:footnote>
+  <w:footnote w:id="37">
+    <w:p>
+      <w:pPr>
+        <w:pStyle w:val="FootnoteText"/>
+      </w:pPr>
+      <w:r>
+        <w:rPr>
+          <w:rStyle w:val="FootnoteReference"/>
+        </w:rPr>
+        <w:footnoteRef/>
+      </w:r>
+      <w:r>
+        <w:t xml:space="preserve"> </w:t>
+      </w:r>
+      <w:r>
+        <w:t xml:space="preserve">Royal Decree M/43 (26/5/1443H) accounts</w:t>
+      </w:r>
+      <w:r>
+        <w:t xml:space="preserve"> </w:t>
+      </w:r>
+      <w:r>
+        <w:t xml:space="preserve">for 58 of the 75 — articles 101–158; Royal Decree M/101 for 9 — articles</w:t>
+      </w:r>
+      <w:r>
+        <w:t xml:space="preserve"> </w:t>
+      </w:r>
+      <w:r>
+        <w:t xml:space="preserve">227–235; Royal Decree M/93 for article 35. Seven further articles are</w:t>
+      </w:r>
+      <w:r>
+        <w:t xml:space="preserve"> </w:t>
+      </w:r>
+      <w:r>
+        <w:t xml:space="preserve">recorded as repealed with no decree attributed.</w:t>
+      </w:r>
+    </w:p>
+  </w:footnote>
+  <w:footnote w:id="42">
+    <w:p>
+      <w:pPr>
+        <w:pStyle w:val="FootnoteText"/>
+      </w:pPr>
+      <w:r>
+        <w:rPr>
+          <w:rStyle w:val="FootnoteReference"/>
+        </w:rPr>
+        <w:footnoteRef/>
+      </w:r>
+      <w:r>
+        <w:t xml:space="preserve"> </w:t>
+      </w:r>
+      <w:r>
+        <w:t xml:space="preserve">Jaccard similarity is the intersection over the union, so for</w:t>
+      </w:r>
+      <w:r>
+        <w:t xml:space="preserve"> </w:t>
+      </w:r>
+      <w:r>
+        <w:t xml:space="preserve">two versions of equal length a score of 0.50 corresponds to roughly two-thirds</w:t>
+      </w:r>
+      <w:r>
+        <w:t xml:space="preserve"> </w:t>
+      </w:r>
+      <w:r>
+        <w:t xml:space="preserve">of tokens in common. A low score is a substantial revision; it is not a</w:t>
+      </w:r>
+      <w:r>
+        <w:t xml:space="preserve"> </w:t>
+      </w:r>
+      <w:r>
+        <w:t xml:space="preserve">synonym for</w:t>
+      </w:r>
+      <w:r>
+        <w:t xml:space="preserve"> </w:t>
+      </w:r>
+      <w:r>
+        <w:t xml:space="preserve">‘</w:t>
+      </w:r>
+      <w:r>
+        <w:t xml:space="preserve">most of the article was replaced</w:t>
+      </w:r>
+      <w:r>
+        <w:t xml:space="preserve">’</w:t>
+      </w:r>
+      <w:r>
+        <w:t xml:space="preserve">.</w:t>
       </w:r>
     </w:p>
   </w:footnote>
